--- a/task11_课程软件.docx
+++ b/task11_课程软件.docx
@@ -460,16 +460,16 @@
     <w:p>
       <w:pPr>
         <w:rPr>
-          <w:rFonts w:hint="eastAsia"/>
-          <w:lang w:val="en-US" w:eastAsia="zh-CN"/>
-        </w:rPr>
-      </w:pPr>
-      <w:r>
-        <w:rPr>
-          <w:rFonts w:hint="eastAsia"/>
-          <w:lang w:val="en-US" w:eastAsia="zh-CN"/>
-        </w:rPr>
-        <w:t>Stu.number为学号（不作为主键是因为和实际相符）</w:t>
+          <w:rFonts w:hint="default"/>
+          <w:lang w:val="en-US" w:eastAsia="zh-CN"/>
+        </w:rPr>
+      </w:pPr>
+      <w:r>
+        <w:rPr>
+          <w:rFonts w:hint="eastAsia"/>
+          <w:lang w:val="en-US" w:eastAsia="zh-CN"/>
+        </w:rPr>
+        <w:t>Stu.number为学号（不作为主键是因为和实际相符），约束条件为10位数</w:t>
       </w:r>
     </w:p>
     <w:p>
@@ -759,261 +759,305 @@
         </w:rPr>
         <w:t>签到管理页面：允许管理员增删改签到数据（查询功能），可导出excel</w:t>
       </w:r>
+    </w:p>
+    <w:p>
+      <w:pPr>
+        <w:numPr>
+          <w:ilvl w:val="0"/>
+          <w:numId w:val="0"/>
+        </w:numPr>
+        <w:rPr>
+          <w:rFonts w:hint="default"/>
+          <w:lang w:val="en-US" w:eastAsia="zh-CN"/>
+        </w:rPr>
+      </w:pPr>
+      <w:r>
+        <w:rPr>
+          <w:rFonts w:hint="eastAsia"/>
+          <w:lang w:val="en-US" w:eastAsia="zh-CN"/>
+        </w:rPr>
+        <w:t>上述的456页面查询功能都十分重要</w:t>
+      </w:r>
+    </w:p>
+    <w:p>
+      <w:pPr>
+        <w:numPr>
+          <w:ilvl w:val="0"/>
+          <w:numId w:val="1"/>
+        </w:numPr>
+        <w:ind w:left="0" w:leftChars="0" w:firstLine="0" w:firstLineChars="0"/>
+        <w:rPr>
+          <w:rFonts w:hint="eastAsia"/>
+          <w:lang w:val="en-US" w:eastAsia="zh-CN"/>
+        </w:rPr>
+      </w:pPr>
+      <w:r>
+        <w:rPr>
+          <w:rFonts w:hint="eastAsia"/>
+          <w:lang w:val="en-US" w:eastAsia="zh-CN"/>
+        </w:rPr>
+        <w:t>学生登录页：输入学号姓名，判断是否在学生数据表内</w:t>
+      </w:r>
+    </w:p>
+    <w:p>
+      <w:pPr>
+        <w:numPr>
+          <w:ilvl w:val="0"/>
+          <w:numId w:val="1"/>
+        </w:numPr>
+        <w:ind w:left="0" w:leftChars="0" w:firstLine="0" w:firstLineChars="0"/>
+        <w:rPr>
+          <w:rFonts w:hint="default"/>
+          <w:lang w:val="en-US" w:eastAsia="zh-CN"/>
+        </w:rPr>
+      </w:pPr>
+      <w:r>
+        <w:rPr>
+          <w:rFonts w:hint="eastAsia"/>
+          <w:lang w:val="en-US" w:eastAsia="zh-CN"/>
+        </w:rPr>
+        <w:t>学生主页：目前仅一个签到功能，可以考虑删除</w:t>
+      </w:r>
+    </w:p>
+    <w:p>
+      <w:pPr>
+        <w:numPr>
+          <w:ilvl w:val="0"/>
+          <w:numId w:val="1"/>
+        </w:numPr>
+        <w:ind w:left="0" w:leftChars="0" w:firstLine="0" w:firstLineChars="0"/>
+        <w:rPr>
+          <w:rFonts w:hint="default"/>
+          <w:lang w:val="en-US" w:eastAsia="zh-CN"/>
+        </w:rPr>
+      </w:pPr>
+      <w:r>
+        <w:rPr>
+          <w:rFonts w:hint="eastAsia"/>
+          <w:lang w:val="en-US" w:eastAsia="zh-CN"/>
+        </w:rPr>
+        <w:t>学生签到：仅一个按钮（可提示签到设置时间和签到的实时位置差，两个都显示绿色就可签到成功），</w:t>
+      </w:r>
+    </w:p>
+    <w:p>
+      <w:pPr>
+        <w:numPr>
+          <w:ilvl w:val="0"/>
+          <w:numId w:val="0"/>
+        </w:numPr>
+        <w:ind w:leftChars="0"/>
+        <w:rPr>
+          <w:rFonts w:hint="eastAsia"/>
+          <w:lang w:val="en-US" w:eastAsia="zh-CN"/>
+        </w:rPr>
+      </w:pPr>
+    </w:p>
+    <w:p>
+      <w:pPr>
+        <w:numPr>
+          <w:ilvl w:val="0"/>
+          <w:numId w:val="0"/>
+        </w:numPr>
+        <w:ind w:leftChars="0"/>
+        <w:rPr>
+          <w:rFonts w:hint="eastAsia"/>
+          <w:lang w:val="en-US" w:eastAsia="zh-CN"/>
+        </w:rPr>
+      </w:pPr>
+      <w:r>
+        <w:rPr>
+          <w:rFonts w:hint="eastAsia"/>
+          <w:lang w:val="en-US" w:eastAsia="zh-CN"/>
+        </w:rPr>
+        <w:t>可选内容：</w:t>
+      </w:r>
+    </w:p>
+    <w:p>
+      <w:pPr>
+        <w:numPr>
+          <w:ilvl w:val="0"/>
+          <w:numId w:val="2"/>
+        </w:numPr>
+        <w:ind w:leftChars="0"/>
+        <w:rPr>
+          <w:rFonts w:hint="eastAsia"/>
+          <w:lang w:val="en-US" w:eastAsia="zh-CN"/>
+        </w:rPr>
+      </w:pPr>
+      <w:r>
+        <w:rPr>
+          <w:rFonts w:hint="eastAsia"/>
+          <w:lang w:val="en-US" w:eastAsia="zh-CN"/>
+        </w:rPr>
+        <w:t>学生如何切换选择课次的方法：</w:t>
+      </w:r>
+    </w:p>
+    <w:p>
+      <w:pPr>
+        <w:widowControl w:val="0"/>
+        <w:numPr>
+          <w:ilvl w:val="0"/>
+          <w:numId w:val="0"/>
+        </w:numPr>
+        <w:jc w:val="both"/>
+        <w:rPr>
+          <w:rFonts w:hint="default"/>
+          <w:lang w:val="en-US" w:eastAsia="zh-CN"/>
+        </w:rPr>
+      </w:pPr>
+      <w:r>
+        <w:rPr>
+          <w:rFonts w:hint="eastAsia"/>
+          <w:lang w:val="en-US" w:eastAsia="zh-CN"/>
+        </w:rPr>
+        <w:t>可选：学生在登录页面自主选择课程课次/页面自动选择最符合时间课程课次/同时显示所有课，按时间顺序排布，所有已经上过的放在最后</w:t>
+      </w:r>
+    </w:p>
+    <w:p>
+      <w:pPr>
+        <w:widowControl w:val="0"/>
+        <w:numPr>
+          <w:ilvl w:val="0"/>
+          <w:numId w:val="2"/>
+        </w:numPr>
+        <w:ind w:left="0" w:leftChars="0" w:firstLine="0" w:firstLineChars="0"/>
+        <w:jc w:val="both"/>
+        <w:rPr>
+          <w:rFonts w:hint="default"/>
+          <w:lang w:val="en-US" w:eastAsia="zh-CN"/>
+        </w:rPr>
+      </w:pPr>
+      <w:r>
+        <w:rPr>
+          <w:rFonts w:hint="eastAsia"/>
+          <w:lang w:val="en-US" w:eastAsia="zh-CN"/>
+        </w:rPr>
+        <w:t>学生的课表查询功能和历史签到记录功能。</w:t>
+      </w:r>
+    </w:p>
+    <w:p>
+      <w:pPr>
+        <w:widowControl w:val="0"/>
+        <w:numPr>
+          <w:ilvl w:val="0"/>
+          <w:numId w:val="2"/>
+        </w:numPr>
+        <w:ind w:left="0" w:leftChars="0" w:firstLine="0" w:firstLineChars="0"/>
+        <w:jc w:val="both"/>
+        <w:rPr>
+          <w:rFonts w:hint="default"/>
+          <w:lang w:val="en-US" w:eastAsia="zh-CN"/>
+        </w:rPr>
+      </w:pPr>
+      <w:r>
+        <w:rPr>
+          <w:rFonts w:hint="eastAsia"/>
+          <w:lang w:val="en-US" w:eastAsia="zh-CN"/>
+        </w:rPr>
+        <w:t>学生课次前一天通知提示；老师修改学生签到信息时对学生账户进行通知提示</w:t>
+      </w:r>
+    </w:p>
+    <w:p>
+      <w:pPr>
+        <w:numPr>
+          <w:ilvl w:val="0"/>
+          <w:numId w:val="2"/>
+        </w:numPr>
+        <w:ind w:left="0" w:leftChars="0" w:firstLine="0" w:firstLineChars="0"/>
+        <w:rPr>
+          <w:rFonts w:hint="default"/>
+          <w:lang w:val="en-US" w:eastAsia="zh-CN"/>
+        </w:rPr>
+      </w:pPr>
+      <w:r>
+        <w:rPr>
+          <w:rFonts w:hint="eastAsia"/>
+          <w:lang w:val="en-US" w:eastAsia="zh-CN"/>
+        </w:rPr>
+        <w:t>对老师和管理员身份进行区分，仅管理员可对所以信息进行增删改，老师不能对学生信息进行增删改（可向管理员发生申请），仅可对自己的课程和相应签到进行增删改（需在首页新增教师按钮，并在course新增教师字段）</w:t>
+      </w:r>
+    </w:p>
+    <w:p>
+      <w:pPr>
+        <w:numPr>
+          <w:ilvl w:val="0"/>
+          <w:numId w:val="2"/>
+        </w:numPr>
+        <w:ind w:left="0" w:leftChars="0" w:firstLine="0" w:firstLineChars="0"/>
+        <w:rPr>
+          <w:rFonts w:hint="default"/>
+          <w:lang w:val="en-US" w:eastAsia="zh-CN"/>
+        </w:rPr>
+      </w:pPr>
+      <w:r>
+        <w:rPr>
+          <w:rFonts w:hint="eastAsia"/>
+          <w:lang w:val="en-US" w:eastAsia="zh-CN"/>
+        </w:rPr>
+        <w:t>可视化，新增日历功能</w:t>
+      </w:r>
+    </w:p>
+    <w:p>
+      <w:pPr>
+        <w:numPr>
+          <w:ilvl w:val="0"/>
+          <w:numId w:val="2"/>
+        </w:numPr>
+        <w:ind w:left="0" w:leftChars="0" w:firstLine="0" w:firstLineChars="0"/>
+        <w:rPr>
+          <w:rFonts w:hint="default"/>
+          <w:lang w:val="en-US" w:eastAsia="zh-CN"/>
+        </w:rPr>
+      </w:pPr>
+      <w:r>
+        <w:rPr>
+          <w:rFonts w:hint="eastAsia"/>
+          <w:lang w:val="en-US" w:eastAsia="zh-CN"/>
+        </w:rPr>
+        <w:t>老师设置课程时自动提示教室该时段是否被占用（需在course新增教室字段）</w:t>
+      </w:r>
+    </w:p>
+    <w:p>
+      <w:pPr>
+        <w:numPr>
+          <w:ilvl w:val="0"/>
+          <w:numId w:val="2"/>
+        </w:numPr>
+        <w:ind w:left="0" w:leftChars="0" w:firstLine="0" w:firstLineChars="0"/>
+        <w:rPr>
+          <w:rFonts w:hint="default"/>
+          <w:lang w:val="en-US" w:eastAsia="zh-CN"/>
+        </w:rPr>
+      </w:pPr>
+      <w:r>
+        <w:rPr>
+          <w:rFonts w:hint="eastAsia"/>
+          <w:lang w:val="en-US" w:eastAsia="zh-CN"/>
+        </w:rPr>
+        <w:t>签到修改记录查询（需在checkin表中新增is_change字段，修改后改为1，可进行撤销操作改为0），主要是可以查看签到修改记录的报表</w:t>
+      </w:r>
+    </w:p>
+    <w:p>
+      <w:pPr>
+        <w:numPr>
+          <w:ilvl w:val="0"/>
+          <w:numId w:val="2"/>
+        </w:numPr>
+        <w:ind w:left="0" w:leftChars="0" w:firstLine="0" w:firstLineChars="0"/>
+        <w:rPr>
+          <w:rFonts w:hint="default"/>
+          <w:lang w:val="en-US" w:eastAsia="zh-CN"/>
+        </w:rPr>
+      </w:pPr>
+      <w:r>
+        <w:rPr>
+          <w:rFonts w:hint="eastAsia"/>
+          <w:lang w:val="en-US" w:eastAsia="zh-CN"/>
+        </w:rPr>
+        <w:t>管理员在签到信息时只能修改签到状态，其余如坐标时间不能修改；管理员在签到开始后不能修改课程数据表的内容</w:t>
+      </w:r>
       <w:bookmarkStart w:id="0" w:name="_GoBack"/>
       <w:bookmarkEnd w:id="0"/>
-    </w:p>
-    <w:p>
-      <w:pPr>
-        <w:numPr>
-          <w:numId w:val="0"/>
-        </w:numPr>
-        <w:rPr>
-          <w:rFonts w:hint="default"/>
-          <w:lang w:val="en-US" w:eastAsia="zh-CN"/>
-        </w:rPr>
-      </w:pPr>
-      <w:r>
-        <w:rPr>
-          <w:rFonts w:hint="eastAsia"/>
-          <w:lang w:val="en-US" w:eastAsia="zh-CN"/>
-        </w:rPr>
-        <w:t>上述的456页面查询功能都十分重要</w:t>
-      </w:r>
-    </w:p>
-    <w:p>
-      <w:pPr>
-        <w:numPr>
-          <w:ilvl w:val="0"/>
-          <w:numId w:val="1"/>
-        </w:numPr>
-        <w:ind w:left="0" w:leftChars="0" w:firstLine="0" w:firstLineChars="0"/>
-        <w:rPr>
-          <w:rFonts w:hint="eastAsia"/>
-          <w:lang w:val="en-US" w:eastAsia="zh-CN"/>
-        </w:rPr>
-      </w:pPr>
-      <w:r>
-        <w:rPr>
-          <w:rFonts w:hint="eastAsia"/>
-          <w:lang w:val="en-US" w:eastAsia="zh-CN"/>
-        </w:rPr>
-        <w:t>学生登录页：输入学号姓名，判断是否在学生数据表内</w:t>
-      </w:r>
-    </w:p>
-    <w:p>
-      <w:pPr>
-        <w:numPr>
-          <w:ilvl w:val="0"/>
-          <w:numId w:val="1"/>
-        </w:numPr>
-        <w:ind w:left="0" w:leftChars="0" w:firstLine="0" w:firstLineChars="0"/>
-        <w:rPr>
-          <w:rFonts w:hint="default"/>
-          <w:lang w:val="en-US" w:eastAsia="zh-CN"/>
-        </w:rPr>
-      </w:pPr>
-      <w:r>
-        <w:rPr>
-          <w:rFonts w:hint="eastAsia"/>
-          <w:lang w:val="en-US" w:eastAsia="zh-CN"/>
-        </w:rPr>
-        <w:t>学生主页：目前仅一个签到功能，可以考虑删除</w:t>
-      </w:r>
-    </w:p>
-    <w:p>
-      <w:pPr>
-        <w:numPr>
-          <w:ilvl w:val="0"/>
-          <w:numId w:val="1"/>
-        </w:numPr>
-        <w:ind w:left="0" w:leftChars="0" w:firstLine="0" w:firstLineChars="0"/>
-        <w:rPr>
-          <w:rFonts w:hint="default"/>
-          <w:lang w:val="en-US" w:eastAsia="zh-CN"/>
-        </w:rPr>
-      </w:pPr>
-      <w:r>
-        <w:rPr>
-          <w:rFonts w:hint="eastAsia"/>
-          <w:lang w:val="en-US" w:eastAsia="zh-CN"/>
-        </w:rPr>
-        <w:t>学生签到：仅一个按钮（可提示签到设置时间和签到的实时位置差，两个都显示绿色就可签到成功），</w:t>
-      </w:r>
-    </w:p>
-    <w:p>
-      <w:pPr>
-        <w:numPr>
-          <w:numId w:val="0"/>
-        </w:numPr>
-        <w:ind w:leftChars="0"/>
-        <w:rPr>
-          <w:rFonts w:hint="eastAsia"/>
-          <w:lang w:val="en-US" w:eastAsia="zh-CN"/>
-        </w:rPr>
-      </w:pPr>
-    </w:p>
-    <w:p>
-      <w:pPr>
-        <w:numPr>
-          <w:numId w:val="0"/>
-        </w:numPr>
-        <w:ind w:leftChars="0"/>
-        <w:rPr>
-          <w:rFonts w:hint="eastAsia"/>
-          <w:lang w:val="en-US" w:eastAsia="zh-CN"/>
-        </w:rPr>
-      </w:pPr>
-      <w:r>
-        <w:rPr>
-          <w:rFonts w:hint="eastAsia"/>
-          <w:lang w:val="en-US" w:eastAsia="zh-CN"/>
-        </w:rPr>
-        <w:t>可选内容：</w:t>
-      </w:r>
-    </w:p>
-    <w:p>
-      <w:pPr>
-        <w:numPr>
-          <w:ilvl w:val="0"/>
-          <w:numId w:val="2"/>
-        </w:numPr>
-        <w:ind w:leftChars="0"/>
-        <w:rPr>
-          <w:rFonts w:hint="eastAsia"/>
-          <w:lang w:val="en-US" w:eastAsia="zh-CN"/>
-        </w:rPr>
-      </w:pPr>
-      <w:r>
-        <w:rPr>
-          <w:rFonts w:hint="eastAsia"/>
-          <w:lang w:val="en-US" w:eastAsia="zh-CN"/>
-        </w:rPr>
-        <w:t>学生如何切换选择课次的方法：</w:t>
-      </w:r>
-    </w:p>
-    <w:p>
-      <w:pPr>
-        <w:widowControl w:val="0"/>
-        <w:numPr>
-          <w:numId w:val="0"/>
-        </w:numPr>
-        <w:jc w:val="both"/>
-        <w:rPr>
-          <w:rFonts w:hint="eastAsia"/>
-          <w:lang w:val="en-US" w:eastAsia="zh-CN"/>
-        </w:rPr>
-      </w:pPr>
-      <w:r>
-        <w:rPr>
-          <w:rFonts w:hint="eastAsia"/>
-          <w:lang w:val="en-US" w:eastAsia="zh-CN"/>
-        </w:rPr>
-        <w:t>可选：学生在登录页面自主选择课程课次/页面自动选择最符合时间课程课次</w:t>
-      </w:r>
-    </w:p>
-    <w:p>
-      <w:pPr>
-        <w:widowControl w:val="0"/>
-        <w:numPr>
-          <w:ilvl w:val="0"/>
-          <w:numId w:val="2"/>
-        </w:numPr>
-        <w:ind w:left="0" w:leftChars="0" w:firstLine="0" w:firstLineChars="0"/>
-        <w:jc w:val="both"/>
-        <w:rPr>
-          <w:rFonts w:hint="default"/>
-          <w:lang w:val="en-US" w:eastAsia="zh-CN"/>
-        </w:rPr>
-      </w:pPr>
-      <w:r>
-        <w:rPr>
-          <w:rFonts w:hint="eastAsia"/>
-          <w:lang w:val="en-US" w:eastAsia="zh-CN"/>
-        </w:rPr>
-        <w:t>学生的课表查询功能和历史签到记录功能。</w:t>
-      </w:r>
-    </w:p>
-    <w:p>
-      <w:pPr>
-        <w:widowControl w:val="0"/>
-        <w:numPr>
-          <w:ilvl w:val="0"/>
-          <w:numId w:val="2"/>
-        </w:numPr>
-        <w:ind w:left="0" w:leftChars="0" w:firstLine="0" w:firstLineChars="0"/>
-        <w:jc w:val="both"/>
-        <w:rPr>
-          <w:rFonts w:hint="default"/>
-          <w:lang w:val="en-US" w:eastAsia="zh-CN"/>
-        </w:rPr>
-      </w:pPr>
-      <w:r>
-        <w:rPr>
-          <w:rFonts w:hint="eastAsia"/>
-          <w:lang w:val="en-US" w:eastAsia="zh-CN"/>
-        </w:rPr>
-        <w:t>学生课次前一天通知提示；老师修改学生签到信息时对学生账户进行通知提示</w:t>
-      </w:r>
-    </w:p>
-    <w:p>
-      <w:pPr>
-        <w:numPr>
-          <w:ilvl w:val="0"/>
-          <w:numId w:val="2"/>
-        </w:numPr>
-        <w:ind w:left="0" w:leftChars="0" w:firstLine="0" w:firstLineChars="0"/>
-        <w:rPr>
-          <w:rFonts w:hint="default"/>
-          <w:lang w:val="en-US" w:eastAsia="zh-CN"/>
-        </w:rPr>
-      </w:pPr>
-      <w:r>
-        <w:rPr>
-          <w:rFonts w:hint="eastAsia"/>
-          <w:lang w:val="en-US" w:eastAsia="zh-CN"/>
-        </w:rPr>
-        <w:t>对老师和管理员身份进行区分，仅管理员可对所以信息进行增删改，老师不能对学生信息进行增删改（可向管理员发生申请），仅可对自己的课程和相应签到进行增删改（需在首页新增教师按钮，并在course新增教师字段）</w:t>
-      </w:r>
-    </w:p>
-    <w:p>
-      <w:pPr>
-        <w:numPr>
-          <w:ilvl w:val="0"/>
-          <w:numId w:val="2"/>
-        </w:numPr>
-        <w:ind w:left="0" w:leftChars="0" w:firstLine="0" w:firstLineChars="0"/>
-        <w:rPr>
-          <w:rFonts w:hint="default"/>
-          <w:lang w:val="en-US" w:eastAsia="zh-CN"/>
-        </w:rPr>
-      </w:pPr>
-      <w:r>
-        <w:rPr>
-          <w:rFonts w:hint="eastAsia"/>
-          <w:lang w:val="en-US" w:eastAsia="zh-CN"/>
-        </w:rPr>
-        <w:t>可视化，新增日历功能</w:t>
-      </w:r>
-    </w:p>
-    <w:p>
-      <w:pPr>
-        <w:numPr>
-          <w:ilvl w:val="0"/>
-          <w:numId w:val="2"/>
-        </w:numPr>
-        <w:ind w:left="0" w:leftChars="0" w:firstLine="0" w:firstLineChars="0"/>
-        <w:rPr>
-          <w:rFonts w:hint="default"/>
-          <w:lang w:val="en-US" w:eastAsia="zh-CN"/>
-        </w:rPr>
-      </w:pPr>
-      <w:r>
-        <w:rPr>
-          <w:rFonts w:hint="eastAsia"/>
-          <w:lang w:val="en-US" w:eastAsia="zh-CN"/>
-        </w:rPr>
-        <w:t>老师设置课程时自动提示教室该时段是否被占用（需在course新增教室字段）</w:t>
-      </w:r>
     </w:p>
     <w:p>
       <w:pPr>
